--- a/Darslar_Bolimlarini_Guruhlash_4_Daraja.docx
+++ b/Darslar_Bolimlarini_Guruhlash_4_Daraja.docx
@@ -21,7 +21,7 @@
           <w:color w:val="4A6A85"/>
           <w:sz w:val="20"/>
         </w:rPr>
-        <w:t>100 ta to‘plam • 758 ta bo‘lim • har bir to‘plamning o‘rtacha qiyinligi 4.0 ga yaqin (0–10 shkalasi)</w:t>
+        <w:t>100 ta to‘plam • 758 ta bo‘lim • har bir to‘plam o‘rtacha qiyinligi 4.0 ga yaqin (0–10 shkalasi)</w:t>
       </w:r>
     </w:p>
     <w:p>
